--- a/laravel-app/database/data/internship/handbooks/cloud_computing/Beyond_Cloud_Internship_Day_071_Student_Handbook.docx
+++ b/laravel-app/database/data/internship/handbooks/cloud_computing/Beyond_Cloud_Internship_Day_071_Student_Handbook.docx
@@ -38,7 +38,7 @@
           <w:color w:val="1E293B"/>
           <w:sz w:val="28"/>
         </w:rPr>
-        <w:t>Reverse Proxy And Tls Concepts</w:t>
+        <w:t>Virtual Private Clouds and Virtual Networks</w:t>
       </w:r>
     </w:p>
     <w:p>
@@ -50,7 +50,7 @@
           <w:b w:val="0"/>
           <w:sz w:val="22"/>
         </w:rPr>
-        <w:t>Document and improve. Full student study guide and practical laboratory manual for Beyond Enterprise interns.</w:t>
+        <w:t>Orientation and setup. Full student study guide and practical laboratory manual for Beyond Enterprise interns.</w:t>
       </w:r>
     </w:p>
     <w:tbl>
@@ -141,7 +141,7 @@
               <w:rPr>
                 <w:sz w:val="18"/>
               </w:rPr>
-              <w:t>Document and improve</w:t>
+              <w:t>Orientation and setup</w:t>
             </w:r>
           </w:p>
         </w:tc>
@@ -154,7 +154,7 @@
               <w:rPr>
                 <w:sz w:val="18"/>
               </w:rPr>
-              <w:t>intermediate</w:t>
+              <w:t>foundation-to-intermediate</w:t>
             </w:r>
           </w:p>
         </w:tc>
@@ -167,7 +167,7 @@
               <w:rPr>
                 <w:sz w:val="18"/>
               </w:rPr>
-              <w:t>8 hours</w:t>
+              <w:t>8.0 hours</w:t>
             </w:r>
           </w:p>
         </w:tc>
@@ -180,7 +180,7 @@
               <w:rPr>
                 <w:sz w:val="18"/>
               </w:rPr>
-              <w:t>VirtualBox, Docker, GitHub, free tiers or local cloud emulators</w:t>
+              <w:t>Linux VM, Docker, Terraform/OpenTofu local plans, provider sandbox where authorized</w:t>
             </w:r>
           </w:p>
         </w:tc>
@@ -198,7 +198,7 @@
           <w:color w:val="0B3F90"/>
           <w:sz w:val="20"/>
         </w:rPr>
-        <w:t>Day 71 objective  Complete the document and improve for Reverse Proxy And Tls Concepts: Apply reverse proxy and TLS concepts safely and explain the result in a professional technical report.</w:t>
+        <w:t>Day 71 objective  Complete the orientation and setup for Virtual Private Clouds and Virtual Networks: Design an isolated virtual network with a documented address plan.</w:t>
       </w:r>
     </w:p>
     <w:p>
@@ -270,7 +270,7 @@
           <w:b w:val="0"/>
           <w:sz w:val="22"/>
         </w:rPr>
-        <w:t>Submit: One PDF procedure, supporting screenshots/diagrams, and one improvement recommendation..</w:t>
+        <w:t>Submit: Setup evidence, completed lab artifact, independent verification, cost/cleanup record, safety check, and short technical report..</w:t>
       </w:r>
     </w:p>
     <w:p>
@@ -364,7 +364,7 @@
               <w:rPr>
                 <w:sz w:val="18"/>
               </w:rPr>
-              <w:t>0:00–0:40</w:t>
+              <w:t>0:00–0:25</w:t>
             </w:r>
           </w:p>
         </w:tc>
@@ -377,7 +377,7 @@
               <w:rPr>
                 <w:sz w:val="18"/>
               </w:rPr>
-              <w:t>Audit prior artifacts for gaps</w:t>
+              <w:t>Review prior day + authorization checklist</w:t>
             </w:r>
           </w:p>
         </w:tc>
@@ -390,7 +390,7 @@
               <w:rPr>
                 <w:sz w:val="18"/>
               </w:rPr>
-              <w:t>Gap list</w:t>
+              <w:t>Signed pre-flight</w:t>
             </w:r>
           </w:p>
         </w:tc>
@@ -405,7 +405,7 @@
               <w:rPr>
                 <w:sz w:val="18"/>
               </w:rPr>
-              <w:t>0:40–2:20</w:t>
+              <w:t>0:25–1:10</w:t>
             </w:r>
           </w:p>
         </w:tc>
@@ -418,7 +418,7 @@
               <w:rPr>
                 <w:sz w:val="18"/>
               </w:rPr>
-              <w:t>Rewrite procedure for reproducibility</w:t>
+              <w:t>Concept study for today's topic</w:t>
             </w:r>
           </w:p>
         </w:tc>
@@ -431,7 +431,7 @@
               <w:rPr>
                 <w:sz w:val="18"/>
               </w:rPr>
-              <w:t>README</w:t>
+              <w:t>Concept notes</w:t>
             </w:r>
           </w:p>
         </w:tc>
@@ -446,7 +446,48 @@
               <w:rPr>
                 <w:sz w:val="18"/>
               </w:rPr>
-              <w:t>2:20–2:35</w:t>
+              <w:t>1:10–2:40</w:t>
+            </w:r>
+          </w:p>
+        </w:tc>
+        <w:tc>
+          <w:tcPr>
+            <w:tcW w:type="dxa" w:w="3408"/>
+          </w:tcPr>
+          <w:p>
+            <w:r>
+              <w:rPr>
+                <w:sz w:val="18"/>
+              </w:rPr>
+              <w:t>Environment verify / light setup lab</w:t>
+            </w:r>
+          </w:p>
+        </w:tc>
+        <w:tc>
+          <w:tcPr>
+            <w:tcW w:type="dxa" w:w="3408"/>
+          </w:tcPr>
+          <w:p>
+            <w:r>
+              <w:rPr>
+                <w:sz w:val="18"/>
+              </w:rPr>
+              <w:t>Working baseline</w:t>
+            </w:r>
+          </w:p>
+        </w:tc>
+      </w:tr>
+      <w:tr>
+        <w:tc>
+          <w:tcPr>
+            <w:tcW w:type="dxa" w:w="3408"/>
+          </w:tcPr>
+          <w:p>
+            <w:r>
+              <w:rPr>
+                <w:sz w:val="18"/>
+              </w:rPr>
+              <w:t>2:40–2:55</w:t>
             </w:r>
           </w:p>
         </w:tc>
@@ -487,7 +528,7 @@
               <w:rPr>
                 <w:sz w:val="18"/>
               </w:rPr>
-              <w:t>2:35–4:35</w:t>
+              <w:t>2:55–4:40</w:t>
             </w:r>
           </w:p>
         </w:tc>
@@ -500,7 +541,7 @@
               <w:rPr>
                 <w:sz w:val="18"/>
               </w:rPr>
-              <w:t>One improvement + before/after proof</w:t>
+              <w:t>Guided mini-exercise + expected checks</w:t>
             </w:r>
           </w:p>
         </w:tc>
@@ -513,7 +554,7 @@
               <w:rPr>
                 <w:sz w:val="18"/>
               </w:rPr>
-              <w:t>Improvement evidence</w:t>
+              <w:t>First evidence</w:t>
             </w:r>
           </w:p>
         </w:tc>
@@ -528,7 +569,7 @@
               <w:rPr>
                 <w:sz w:val="18"/>
               </w:rPr>
-              <w:t>4:35–6:20</w:t>
+              <w:t>4:40–4:55</w:t>
             </w:r>
           </w:p>
         </w:tc>
@@ -541,7 +582,7 @@
               <w:rPr>
                 <w:sz w:val="18"/>
               </w:rPr>
-              <w:t>Report + packaging</w:t>
+              <w:t>Break</w:t>
             </w:r>
           </w:p>
         </w:tc>
@@ -554,7 +595,7 @@
               <w:rPr>
                 <w:sz w:val="18"/>
               </w:rPr>
-              <w:t>Pack</w:t>
+              <w:t>—</w:t>
             </w:r>
           </w:p>
         </w:tc>
@@ -569,7 +610,7 @@
               <w:rPr>
                 <w:sz w:val="18"/>
               </w:rPr>
-              <w:t>6:20–8:00</w:t>
+              <w:t>4:55–6:25</w:t>
             </w:r>
           </w:p>
         </w:tc>
@@ -582,7 +623,7 @@
               <w:rPr>
                 <w:sz w:val="18"/>
               </w:rPr>
-              <w:t>Peer-style checklist + rehearsal</w:t>
+              <w:t>Verification + troubleshooting notes</w:t>
             </w:r>
           </w:p>
         </w:tc>
@@ -595,7 +636,48 @@
               <w:rPr>
                 <w:sz w:val="18"/>
               </w:rPr>
-              <w:t>Ready pack</w:t>
+              <w:t>Rerun proof</w:t>
+            </w:r>
+          </w:p>
+        </w:tc>
+      </w:tr>
+      <w:tr>
+        <w:tc>
+          <w:tcPr>
+            <w:tcW w:type="dxa" w:w="3408"/>
+          </w:tcPr>
+          <w:p>
+            <w:r>
+              <w:rPr>
+                <w:sz w:val="18"/>
+              </w:rPr>
+              <w:t>6:25–8:00</w:t>
+            </w:r>
+          </w:p>
+        </w:tc>
+        <w:tc>
+          <w:tcPr>
+            <w:tcW w:type="dxa" w:w="3408"/>
+          </w:tcPr>
+          <w:p>
+            <w:r>
+              <w:rPr>
+                <w:sz w:val="18"/>
+              </w:rPr>
+              <w:t>Evidence pack + report draft</w:t>
+            </w:r>
+          </w:p>
+        </w:tc>
+        <w:tc>
+          <w:tcPr>
+            <w:tcW w:type="dxa" w:w="3408"/>
+          </w:tcPr>
+          <w:p>
+            <w:r>
+              <w:rPr>
+                <w:sz w:val="18"/>
+              </w:rPr>
+              <w:t>Submission draft</w:t>
             </w:r>
           </w:p>
         </w:tc>
@@ -619,7 +701,7 @@
           <w:b w:val="0"/>
           <w:sz w:val="20"/>
         </w:rPr>
-        <w:t>Curriculum objective (source of truth): Apply reverse proxy and TLS concepts safely and explain the result in a professional technical report.</w:t>
+        <w:t>Curriculum objective (source of truth): Design an isolated virtual network with a documented address plan.</w:t>
       </w:r>
     </w:p>
     <w:p>
@@ -631,7 +713,7 @@
           <w:b w:val="0"/>
           <w:sz w:val="22"/>
         </w:rPr>
-        <w:t>Explain Reverse Proxy And Tls Concepts to a supervisor in under two minutes.</w:t>
+        <w:t>Explain Virtual Private Clouds and Virtual Networks to a supervisor in under two minutes.</w:t>
       </w:r>
     </w:p>
     <w:p>
@@ -643,7 +725,7 @@
           <w:b w:val="0"/>
           <w:sz w:val="22"/>
         </w:rPr>
-        <w:t>Configure or verify the approved tools required for Reverse Proxy And Tls Concepts.</w:t>
+        <w:t>Configure or verify the approved tools required for Virtual Private Clouds and Virtual Networks.</w:t>
       </w:r>
     </w:p>
     <w:p>
@@ -655,7 +737,7 @@
           <w:b w:val="0"/>
           <w:sz w:val="22"/>
         </w:rPr>
-        <w:t>Implement or perform the document and improve practical for this topic.</w:t>
+        <w:t>Implement or perform the orientation and setup practical for this topic.</w:t>
       </w:r>
     </w:p>
     <w:p>
@@ -711,7 +793,7 @@
           <w:b w:val="0"/>
           <w:sz w:val="22"/>
         </w:rPr>
-        <w:t>Define the professional meaning of “Reverse Proxy And Tls Concepts” before you use tools. Do not split the title into meaningless words. Connect each concept to today's practical action.</w:t>
+        <w:t>Define the professional meaning of “Virtual Private Clouds and Virtual Networks” before you use tools. Do not split the title into meaningless words. Connect each concept to today's practical action.</w:t>
       </w:r>
     </w:p>
     <w:tbl>
@@ -819,7 +901,7 @@
               <w:rPr>
                 <w:sz w:val="18"/>
               </w:rPr>
-              <w:t>Core topic skill</w:t>
+              <w:t>Layered models</w:t>
             </w:r>
           </w:p>
         </w:tc>
@@ -832,7 +914,7 @@
               <w:rPr>
                 <w:sz w:val="18"/>
               </w:rPr>
-              <w:t>Professional practice for Reverse Proxy And Tls Concepts</w:t>
+              <w:t>Separate physical, link, network, transport concerns</w:t>
             </w:r>
           </w:p>
         </w:tc>
@@ -845,7 +927,7 @@
               <w:rPr>
                 <w:sz w:val="18"/>
               </w:rPr>
-              <w:t>Complete today's practical objective</w:t>
+              <w:t>Map today's lab to OSI/TCP-IP</w:t>
             </w:r>
           </w:p>
         </w:tc>
@@ -858,7 +940,7 @@
               <w:rPr>
                 <w:sz w:val="18"/>
               </w:rPr>
-              <w:t>Shallow buzzword-only work</w:t>
+              <w:t>Misplacing the fault layer</w:t>
             </w:r>
           </w:p>
         </w:tc>
@@ -871,7 +953,7 @@
               <w:rPr>
                 <w:sz w:val="18"/>
               </w:rPr>
-              <w:t>Demonstrate with evidence</w:t>
+              <w:t>Structured troubleshooting top-down/bottom-up</w:t>
             </w:r>
           </w:p>
         </w:tc>
@@ -886,7 +968,7 @@
               <w:rPr>
                 <w:sz w:val="18"/>
               </w:rPr>
-              <w:t>Tool discipline</w:t>
+              <w:t>Addressing plan</w:t>
             </w:r>
           </w:p>
         </w:tc>
@@ -899,7 +981,7 @@
               <w:rPr>
                 <w:sz w:val="18"/>
               </w:rPr>
-              <w:t>Use only approved tools/versions</w:t>
+              <w:t>Who gets which address/mask/gateway</w:t>
             </w:r>
           </w:p>
         </w:tc>
@@ -912,7 +994,7 @@
               <w:rPr>
                 <w:sz w:val="18"/>
               </w:rPr>
-              <w:t>Verify tools before lab</w:t>
+              <w:t>Document IP plan before changes</w:t>
             </w:r>
           </w:p>
         </w:tc>
@@ -925,7 +1007,7 @@
               <w:rPr>
                 <w:sz w:val="18"/>
               </w:rPr>
-              <w:t>Unapproved downloads</w:t>
+              <w:t>Duplicate IPs / wrong mask</w:t>
             </w:r>
           </w:p>
         </w:tc>
@@ -938,7 +1020,7 @@
               <w:rPr>
                 <w:sz w:val="18"/>
               </w:rPr>
-              <w:t>Official sources only</w:t>
+              <w:t>Written plan + ping/traceroute verify</w:t>
             </w:r>
           </w:p>
         </w:tc>
@@ -953,7 +1035,7 @@
               <w:rPr>
                 <w:sz w:val="18"/>
               </w:rPr>
-              <w:t>Professional documentation</w:t>
+              <w:t>Change control</w:t>
             </w:r>
           </w:p>
         </w:tc>
@@ -966,7 +1048,7 @@
               <w:rPr>
                 <w:sz w:val="18"/>
               </w:rPr>
-              <w:t>Clear enough for handover</w:t>
+              <w:t>Record what changed and how to roll back</w:t>
             </w:r>
           </w:p>
         </w:tc>
@@ -979,7 +1061,7 @@
               <w:rPr>
                 <w:sz w:val="18"/>
               </w:rPr>
-              <w:t>Write procedure + results</w:t>
+              <w:t>Lab journal entry</w:t>
             </w:r>
           </w:p>
         </w:tc>
@@ -992,7 +1074,7 @@
               <w:rPr>
                 <w:sz w:val="18"/>
               </w:rPr>
-              <w:t>Undocumented changes</w:t>
+              <w:t>Undocumented cable/IP edits</w:t>
             </w:r>
           </w:p>
         </w:tc>
@@ -1005,7 +1087,7 @@
               <w:rPr>
                 <w:sz w:val="18"/>
               </w:rPr>
-              <w:t>README + report template</w:t>
+              <w:t>Before/after notes</w:t>
             </w:r>
           </w:p>
         </w:tc>
@@ -1266,7 +1348,7 @@
           <w:b w:val="0"/>
           <w:sz w:val="22"/>
         </w:rPr>
-        <w:t>Tools available: VirtualBox, Docker, GitHub, free tiers or local cloud emulators.</w:t>
+        <w:t>Tools available: Linux VM, Docker, Terraform/OpenTofu local plans, provider sandbox where authorized.</w:t>
       </w:r>
     </w:p>
     <w:p>
@@ -1381,7 +1463,7 @@
               <w:rPr>
                 <w:sz w:val="18"/>
               </w:rPr>
-              <w:t>VirtualBox, Docker, GitHub, free tiers or local cloud emulators</w:t>
+              <w:t>Linux VM, Docker, Terraform/OpenTofu local plans, provider sandbox where authorized</w:t>
             </w:r>
           </w:p>
         </w:tc>
@@ -1463,7 +1545,7 @@
           <w:b w:val="0"/>
           <w:sz w:val="18"/>
         </w:rPr>
-        <w:t>└── Day_71_Reverse_Proxy_And_Tls_Concepts/</w:t>
+        <w:t>└── Day_71_Virtual_Private_Clouds_and_Virtual_Networks/</w:t>
       </w:r>
     </w:p>
     <w:p>
@@ -1616,7 +1698,7 @@
           <w:b w:val="0"/>
           <w:sz w:val="18"/>
         </w:rPr>
-        <w:t>mkdir Beyond_Cloud_Internship\Day_71_Reverse_Proxy_And_Tls_Concepts\evidence, Beyond_Cloud_Internship\Day_71_Reverse_Proxy_And_Tls_Concepts\notebooks, Beyond_Cloud_Internship\Day_71_Reverse_Proxy_And_Tls_Concepts\src, Beyond_Cloud_Internship\Day_71_Reverse_Proxy_And_Tls_Concepts\data, Beyond_Cloud_Internship\Day_71_Reverse_Proxy_And_Tls_Concepts\output, Beyond_Cloud_Internship\Day_71_Reverse_Proxy_And_Tls_Concepts\report -Force</w:t>
+        <w:t>mkdir Beyond_Cloud_Internship\Day_71_Virtual_Private_Clouds_and_Virtual_Networks\evidence, Beyond_Cloud_Internship\Day_71_Virtual_Private_Clouds_and_Virtual_Networks\notebooks, Beyond_Cloud_Internship\Day_71_Virtual_Private_Clouds_and_Virtual_Networks\src, Beyond_Cloud_Internship\Day_71_Virtual_Private_Clouds_and_Virtual_Networks\data, Beyond_Cloud_Internship\Day_71_Virtual_Private_Clouds_and_Virtual_Networks\output, Beyond_Cloud_Internship\Day_71_Virtual_Private_Clouds_and_Virtual_Networks\report -Force</w:t>
       </w:r>
     </w:p>
     <w:p/>
@@ -1657,7 +1739,7 @@
           <w:b w:val="0"/>
           <w:sz w:val="18"/>
         </w:rPr>
-        <w:t>mkdir -p Beyond_Cloud_Internship/Day_71_Reverse_Proxy_And_Tls_Concepts/{evidence,notebooks,src,data,output,report}</w:t>
+        <w:t>mkdir -p Beyond_Cloud_Internship/Day_71_Virtual_Private_Clouds_and_Virtual_Networks/{evidence,notebooks,src,data,output,report}</w:t>
       </w:r>
     </w:p>
     <w:p/>
@@ -1773,7 +1855,7 @@
           <w:color w:val="0B3F90"/>
           <w:sz w:val="24"/>
         </w:rPr>
-        <w:t>Document and improve: Reverse Proxy And Tls Concepts</w:t>
+        <w:t>Orientation and setup: Virtual Private Clouds and Virtual Networks</w:t>
       </w:r>
     </w:p>
     <w:p>
@@ -1797,7 +1879,7 @@
           <w:b w:val="0"/>
           <w:sz w:val="20"/>
         </w:rPr>
-        <w:t>• Write an operator-friendly procedure for reverse proxy and TLS concepts, including safety, security, rollback and rural/low-cost alternatives.</w:t>
+        <w:t>• Review Day 70 prerequisites and read the complete Day 71 objective before changing any lab resource.</w:t>
       </w:r>
     </w:p>
     <w:p>
@@ -1809,7 +1891,7 @@
           <w:b w:val="0"/>
           <w:sz w:val="20"/>
         </w:rPr>
-        <w:t>• Work only in an authorized lab, VM or on equipment assigned by Beyond.</w:t>
+        <w:t>• Confirm written authorization, account/sandbox boundary, region, quota, budget alert, and cleanup responsibility before provisioning.</w:t>
       </w:r>
     </w:p>
     <w:p>
@@ -1821,7 +1903,79 @@
           <w:b w:val="0"/>
           <w:sz w:val="20"/>
         </w:rPr>
-        <w:t>• Keep time entries truthful and ask the supervisor before changing production equipment.</w:t>
+        <w:t>• Verify only the tools required today and record versions; prefer local emulators when provider access or free-tier status is uncertain.</w:t>
+      </w:r>
+    </w:p>
+    <w:p>
+      <w:pPr>
+        <w:spacing w:after="120"/>
+      </w:pPr>
+      <w:r>
+        <w:rPr>
+          <w:b w:val="0"/>
+          <w:sz w:val="20"/>
+        </w:rPr>
+        <w:t>• Create Day_071_virtual_private_clouds_and_virtual_networks with evidence, config or src, output, and report folders. Prevent secrets and state files from entering version control.</w:t>
+      </w:r>
+    </w:p>
+    <w:p>
+      <w:pPr>
+        <w:spacing w:after="120"/>
+      </w:pPr>
+      <w:r>
+        <w:rPr>
+          <w:b w:val="0"/>
+          <w:sz w:val="20"/>
+        </w:rPr>
+        <w:t>• Complete the practical objective: Design an isolated virtual network with a documented address plan.</w:t>
+      </w:r>
+    </w:p>
+    <w:p>
+      <w:pPr>
+        <w:spacing w:after="120"/>
+      </w:pPr>
+      <w:r>
+        <w:rPr>
+          <w:b w:val="0"/>
+          <w:sz w:val="20"/>
+        </w:rPr>
+        <w:t>• Record commands/configuration, expected result, observed result, resource identifiers without secrets, cost/usage check, and any deviations.</w:t>
+      </w:r>
+    </w:p>
+    <w:p>
+      <w:pPr>
+        <w:spacing w:after="120"/>
+      </w:pPr>
+      <w:r>
+        <w:rPr>
+          <w:b w:val="0"/>
+          <w:sz w:val="20"/>
+        </w:rPr>
+        <w:t>• Verify independently using a second command, connectivity test, configuration diff, monitoring view, clean rerun, restore test, or peer review.</w:t>
+      </w:r>
+    </w:p>
+    <w:p>
+      <w:pPr>
+        <w:spacing w:after="120"/>
+      </w:pPr>
+      <w:r>
+        <w:rPr>
+          <w:b w:val="0"/>
+          <w:sz w:val="20"/>
+        </w:rPr>
+        <w:t>• Stop and remove only assigned disposable resources; verify deletion, released IPs/storage, stopped services, and current billing/usage dashboard where applicable.</w:t>
+      </w:r>
+    </w:p>
+    <w:p>
+      <w:pPr>
+        <w:spacing w:after="120"/>
+      </w:pPr>
+      <w:r>
+        <w:rPr>
+          <w:b w:val="0"/>
+          <w:sz w:val="20"/>
+        </w:rPr>
+        <w:t>• Package evidence and write a professional report covering architecture, security, cost, verification, troubleshooting, limitations, and AI/tool assistance.</w:t>
       </w:r>
     </w:p>
     <w:p>
@@ -1847,7 +2001,7 @@
           <w:b w:val="0"/>
           <w:sz w:val="18"/>
         </w:rPr>
-        <w:t># day_71_lab.py — Document and improve: Reverse Proxy And Tls Concepts</w:t>
+        <w:t># day_71_lab.py — Orientation and setup: Virtual Private Clouds and Virtual Networks</w:t>
       </w:r>
     </w:p>
     <w:p>
@@ -1889,7 +2043,7 @@
           <w:b w:val="0"/>
           <w:sz w:val="18"/>
         </w:rPr>
-        <w:t>"""Day 71 practical starter for Reverse Proxy And Tls Concepts.</w:t>
+        <w:t>"""Day 71 practical starter for Virtual Private Clouds and Virtual Networks.</w:t>
       </w:r>
     </w:p>
     <w:p>
@@ -2071,7 +2225,7 @@
           <w:b w:val="0"/>
           <w:sz w:val="18"/>
         </w:rPr>
-        <w:t xml:space="preserve">    print("Program topic:", 'Reverse Proxy And Tls Concepts')</w:t>
+        <w:t xml:space="preserve">    print("Program topic:", 'Virtual Private Clouds and Virtual Networks')</w:t>
       </w:r>
     </w:p>
     <w:p>
@@ -2085,7 +2239,7 @@
           <w:b w:val="0"/>
           <w:sz w:val="18"/>
         </w:rPr>
-        <w:t xml:space="preserve">    print("Day mode:", 'Document and improve')</w:t>
+        <w:t xml:space="preserve">    print("Day mode:", 'Orientation and setup')</w:t>
       </w:r>
     </w:p>
     <w:p>
@@ -5690,7 +5844,7 @@
           <w:b w:val="0"/>
           <w:sz w:val="22"/>
         </w:rPr>
-        <w:t>Objective addressed for Reverse Proxy And Tls Concepts</w:t>
+        <w:t>Objective addressed for Virtual Private Clouds and Virtual Networks</w:t>
       </w:r>
     </w:p>
     <w:p>
@@ -5702,7 +5856,7 @@
           <w:b w:val="0"/>
           <w:sz w:val="22"/>
         </w:rPr>
-        <w:t>Document and improve practical completed</w:t>
+        <w:t>Orientation and setup practical completed</w:t>
       </w:r>
     </w:p>
     <w:p>
@@ -5794,7 +5948,7 @@
           <w:b w:val="0"/>
           <w:sz w:val="22"/>
         </w:rPr>
-        <w:t>Matches: One PDF procedure, supporting screenshots/diagrams, and one improvement recommendation.</w:t>
+        <w:t>Matches: Setup evidence, completed lab artifact, independent verification, cost/cleanup record, safety check, and short technical report.</w:t>
       </w:r>
     </w:p>
     <w:p>
@@ -5826,7 +5980,7 @@
           <w:b w:val="0"/>
           <w:sz w:val="22"/>
         </w:rPr>
-        <w:t>Explain Reverse Proxy And Tls Concepts without reading.</w:t>
+        <w:t>Explain Virtual Private Clouds and Virtual Networks without reading.</w:t>
       </w:r>
     </w:p>
     <w:p>
@@ -5918,7 +6072,7 @@
           <w:b w:val="0"/>
           <w:sz w:val="22"/>
         </w:rPr>
-        <w:t>Today is Day 71 (Document and improve) on Reverse Proxy And Tls Concepts. I worked only in the authorized Beyond cloud lab. I completed the practical objective, verified with a second check, and packaged evidence. Main risk: unauthorized or unsafe action; control: checklist + supervisor escalation. Limitation: classroom/lab scope only. Next: continue the topic cycle and keep documentation reproducible.</w:t>
+        <w:t>Today is Day 71 (Orientation and setup) on Virtual Private Clouds and Virtual Networks. I worked only in the authorized Beyond cloud lab. I completed the practical objective, verified with a second check, and packaged evidence. Main risk: unauthorized or unsafe action; control: checklist + supervisor escalation. Limitation: classroom/lab scope only. Next: continue the topic cycle and keep documentation reproducible.</w:t>
       </w:r>
     </w:p>
     <w:p>
